--- a/courseware/CSCU/Technical-Track/02-Data-Identification/Data-Identification-Guide.docx
+++ b/courseware/CSCU/Technical-Track/02-Data-Identification/Data-Identification-Guide.docx
@@ -157,7 +157,7 @@
         <w:pStyle w:val="Heading1"/>
       </w:pPr>
       <w:r>
-        <w:t xml:space="preserve">1. What identification is</w:t>
+        <w:t xml:space="preserve">Why this matters</w:t>
       </w:r>
     </w:p>
     <w:p>
@@ -165,14 +165,14 @@
         <w:spacing w:after="120"/>
       </w:pPr>
       <w:r>
-        <w:t xml:space="preserve">Data Identification stamps </w:t>
+        <w:t xml:space="preserve">Profiling tells you what your data looks like. Data Identification is the step that turns those profiling results into governance: it scans the profiled values, recognises what they are, and applies </w:t>
       </w:r>
       <w:r>
         <w:rPr>
           <w:b/>
           <w:bCs/>
         </w:rPr>
-        <w:t xml:space="preserve">tags</w:t>
+        <w:t xml:space="preserve">Tags</w:t>
       </w:r>
       <w:r>
         <w:t xml:space="preserve"> and </w:t>
@@ -182,30 +182,10 @@
           <w:b/>
           <w:bCs/>
         </w:rPr>
-        <w:t xml:space="preserve">business terms</w:t>
-      </w:r>
-      <w:r>
-        <w:t xml:space="preserve"> (and drives sensitivity) onto profiled columns and discovered documents. Two method types:</w:t>
-      </w:r>
-    </w:p>
-    <w:p>
-      <w:pPr>
-        <w:pStyle w:val="ListParagraph"/>
-        <w:numPr>
-          <w:ilvl w:val="0"/>
-          <w:numId w:val="2"/>
-        </w:numPr>
-        <w:spacing w:after="60"/>
-      </w:pPr>
-      <w:r>
-        <w:rPr>
-          <w:b/>
-          <w:bCs/>
-        </w:rPr>
-        <w:t xml:space="preserve">Dictionaries — match by content.</w:t>
-      </w:r>
-      <w:r>
-        <w:t xml:space="preserve"> A value list; a column whose profiled values sit inside the list scores high similarity. Right tool for enums: </w:t>
+        <w:t xml:space="preserve">Business Terms</w:t>
+      </w:r>
+      <w:r>
+        <w:t xml:space="preserve"> automatically. It is how a raw column called </w:t>
       </w:r>
       <w:r>
         <w:rPr>
@@ -214,90 +194,302 @@
           <w:sz w:val="20"/>
           <w:szCs w:val="20"/>
         </w:rPr>
-        <w:t xml:space="preserve">txn_type_cd</w:t>
-      </w:r>
-      <w:r>
-        <w:t xml:space="preserve">, </w:t>
-      </w:r>
-      <w:r>
-        <w:rPr>
-          <w:rFonts w:ascii="Consolas" w:hAnsi="Consolas"/>
-          <w:color w:val="0A5560"/>
-          <w:sz w:val="20"/>
-          <w:szCs w:val="20"/>
-        </w:rPr>
-        <w:t xml:space="preserve">acct_type_cd</w:t>
-      </w:r>
-      <w:r>
-        <w:t xml:space="preserve">, </w:t>
-      </w:r>
-      <w:r>
-        <w:rPr>
-          <w:rFonts w:ascii="Consolas" w:hAnsi="Consolas"/>
-          <w:color w:val="0A5560"/>
-          <w:sz w:val="20"/>
-          <w:szCs w:val="20"/>
-        </w:rPr>
-        <w:t xml:space="preserve">risk_rating_cd</w:t>
-      </w:r>
-      <w:r>
-        <w:t xml:space="preserve">.</w:t>
-      </w:r>
-    </w:p>
-    <w:p>
-      <w:pPr>
-        <w:pStyle w:val="ListParagraph"/>
-        <w:numPr>
-          <w:ilvl w:val="0"/>
-          <w:numId w:val="2"/>
-        </w:numPr>
-        <w:spacing w:after="60"/>
+        <w:t xml:space="preserve">email</w:t>
+      </w:r>
+      <w:r>
+        <w:t xml:space="preserve"> becomes a column the catalog knows is PII, Sensitive, and linked to the Email Address business term — without anyone tagging it by hand. Those tags are also what later business rules act on.</w:t>
+      </w:r>
+    </w:p>
+    <w:p>
+      <w:pPr>
+        <w:pBdr>
+          <w:left w:val="single" w:sz="12" w:space="8" w:color="065A82"/>
+        </w:pBdr>
+        <w:shd w:val="clear" w:color="auto" w:fill="EEF6FA"/>
+        <w:ind w:left="240" w:right="240"/>
+        <w:spacing w:before="120" w:after="160"/>
       </w:pPr>
       <w:r>
         <w:rPr>
           <w:b/>
           <w:bCs/>
         </w:rPr>
-        <w:t xml:space="preserve">Data Patterns — match by shape.</w:t>
-      </w:r>
-      <w:r>
-        <w:t xml:space="preserve"> Weighted signals: column-name regex, position analysis (</w:t>
-      </w:r>
-      <w:r>
-        <w:rPr>
-          <w:rFonts w:ascii="Consolas" w:hAnsi="Consolas"/>
-          <w:color w:val="0A5560"/>
-          <w:sz w:val="20"/>
-          <w:szCs w:val="20"/>
-        </w:rPr>
-        <w:t xml:space="preserve">AAAA-nnnnnn</w:t>
-      </w:r>
-      <w:r>
-        <w:t xml:space="preserve">), content regex. Right tool for identifiers: </w:t>
-      </w:r>
-      <w:r>
-        <w:rPr>
-          <w:rFonts w:ascii="Consolas" w:hAnsi="Consolas"/>
-          <w:color w:val="0A5560"/>
-          <w:sz w:val="20"/>
-          <w:szCs w:val="20"/>
-        </w:rPr>
-        <w:t xml:space="preserve">CSCU-100501</w:t>
-      </w:r>
-      <w:r>
-        <w:t xml:space="preserve">, </w:t>
-      </w:r>
-      <w:r>
-        <w:rPr>
-          <w:rFonts w:ascii="Consolas" w:hAnsi="Consolas"/>
-          <w:color w:val="0A5560"/>
-          <w:sz w:val="20"/>
-          <w:szCs w:val="20"/>
-        </w:rPr>
-        <w:t xml:space="preserve">ACC-00070001</w:t>
-      </w:r>
-      <w:r>
-        <w:t xml:space="preserve">, nine-digit routing numbers, card PANs.</w:t>
+        <w:t xml:space="preserve">Remember.</w:t>
+      </w:r>
+      <w:r>
+        <w:t xml:space="preserve"> Data Identification runs on </w:t>
+      </w:r>
+      <w:r>
+        <w:rPr>
+          <w:i/>
+          <w:iCs/>
+        </w:rPr>
+        <w:t xml:space="preserve">profiled</w:t>
+      </w:r>
+      <w:r>
+        <w:t xml:space="preserve"> data, so profiling must come first — a method can only match values it can see. And the Trust Score is computed </w:t>
+      </w:r>
+      <w:r>
+        <w:rPr>
+          <w:i/>
+          <w:iCs/>
+        </w:rPr>
+        <w:t xml:space="preserve">last</w:t>
+      </w:r>
+      <w:r>
+        <w:t xml:space="preserve">, after tags exist. The pipeline is: profiling → identification → business rules → Trust Score.</w:t>
+      </w:r>
+    </w:p>
+    <w:p>
+      <w:pPr>
+        <w:pStyle w:val="Heading1"/>
+      </w:pPr>
+      <w:r>
+        <w:t xml:space="preserve">Two methods, one goal</w:t>
+      </w:r>
+    </w:p>
+    <w:p>
+      <w:pPr>
+        <w:spacing w:after="120"/>
+      </w:pPr>
+      <w:r>
+        <w:t xml:space="preserve">Data Identification classifies each profiled column two complementary ways, then tags it. The two lenses catch different things, which is why you usually run both together.</w:t>
+      </w:r>
+    </w:p>
+    <w:tbl>
+      <w:tblPr>
+        <w:tblW w:w="9360" w:type="dxa"/>
+        <w:tblBorders>
+          <w:top w:val="single" w:sz="4" w:space="0" w:color="C9DEE8"/>
+          <w:left w:val="single" w:sz="4" w:space="0" w:color="C9DEE8"/>
+          <w:bottom w:val="single" w:sz="4" w:space="0" w:color="C9DEE8"/>
+          <w:right w:val="single" w:sz="4" w:space="0" w:color="C9DEE8"/>
+          <w:insideH w:val="single" w:sz="4" w:space="0" w:color="C9DEE8"/>
+          <w:insideV w:val="single" w:sz="4" w:space="0" w:color="C9DEE8"/>
+        </w:tblBorders>
+      </w:tblPr>
+      <w:tblGrid>
+        <w:gridCol w:w="2500"/>
+        <w:gridCol w:w="3430"/>
+        <w:gridCol w:w="3430"/>
+      </w:tblGrid>
+      <w:tr>
+        <w:tc>
+          <w:tcPr>
+            <w:tcW w:w="2500" w:type="dxa"/>
+            <w:shd w:val="clear" w:color="auto" w:fill="EEF6FA"/>
+            <w:tcBorders>
+              <w:left w:val="single" w:sz="12" w:space="0" w:color="065A82"/>
+            </w:tcBorders>
+            <w:tcMar>
+              <w:top w:w="120" w:type="dxa"/>
+              <w:left w:w="180" w:type="dxa"/>
+              <w:bottom w:w="120" w:type="dxa"/>
+              <w:right w:w="180" w:type="dxa"/>
+            </w:tcMar>
+          </w:tcPr>
+          <w:p>
+            <w:pPr>
+              <w:spacing w:after="0"/>
+            </w:pPr>
+            <w:r>
+              <w:rPr>
+                <w:b/>
+                <w:bCs/>
+              </w:rPr>
+              <w:t xml:space="preserve">Method</w:t>
+            </w:r>
+          </w:p>
+        </w:tc>
+        <w:tc>
+          <w:tcPr>
+            <w:tcW w:w="3430" w:type="dxa"/>
+            <w:shd w:val="clear" w:color="auto" w:fill="EEF6FA"/>
+            <w:tcMar>
+              <w:top w:w="120" w:type="dxa"/>
+              <w:left w:w="180" w:type="dxa"/>
+              <w:bottom w:w="120" w:type="dxa"/>
+              <w:right w:w="180" w:type="dxa"/>
+            </w:tcMar>
+          </w:tcPr>
+          <w:p>
+            <w:pPr>
+              <w:spacing w:after="0"/>
+            </w:pPr>
+            <w:r>
+              <w:rPr>
+                <w:b/>
+                <w:bCs/>
+              </w:rPr>
+              <w:t xml:space="preserve">Matches on</w:t>
+            </w:r>
+          </w:p>
+        </w:tc>
+        <w:tc>
+          <w:tcPr>
+            <w:tcW w:w="3430" w:type="dxa"/>
+            <w:shd w:val="clear" w:color="auto" w:fill="EEF6FA"/>
+            <w:tcMar>
+              <w:top w:w="120" w:type="dxa"/>
+              <w:left w:w="180" w:type="dxa"/>
+              <w:bottom w:w="120" w:type="dxa"/>
+              <w:right w:w="180" w:type="dxa"/>
+            </w:tcMar>
+          </w:tcPr>
+          <w:p>
+            <w:pPr>
+              <w:spacing w:after="0"/>
+            </w:pPr>
+            <w:r>
+              <w:rPr>
+                <w:b/>
+                <w:bCs/>
+              </w:rPr>
+              <w:t xml:space="preserve">Good for</w:t>
+            </w:r>
+          </w:p>
+        </w:tc>
+      </w:tr>
+      <w:tr>
+        <w:tc>
+          <w:tcPr>
+            <w:tcW w:w="2500" w:type="dxa"/>
+            <w:tcMar>
+              <w:top w:w="120" w:type="dxa"/>
+              <w:left w:w="180" w:type="dxa"/>
+              <w:bottom w:w="120" w:type="dxa"/>
+              <w:right w:w="180" w:type="dxa"/>
+            </w:tcMar>
+          </w:tcPr>
+          <w:p>
+            <w:pPr>
+              <w:spacing w:after="0"/>
+            </w:pPr>
+            <w:r>
+              <w:t xml:space="preserve">Data Dictionary</w:t>
+            </w:r>
+          </w:p>
+        </w:tc>
+        <w:tc>
+          <w:tcPr>
+            <w:tcW w:w="3430" w:type="dxa"/>
+            <w:tcMar>
+              <w:top w:w="120" w:type="dxa"/>
+              <w:left w:w="180" w:type="dxa"/>
+              <w:bottom w:w="120" w:type="dxa"/>
+              <w:right w:w="180" w:type="dxa"/>
+            </w:tcMar>
+          </w:tcPr>
+          <w:p>
+            <w:pPr>
+              <w:spacing w:after="0"/>
+            </w:pPr>
+            <w:r>
+              <w:t xml:space="preserve">the column's actual values, against predefined lists of known terms</w:t>
+            </w:r>
+          </w:p>
+        </w:tc>
+        <w:tc>
+          <w:tcPr>
+            <w:tcW w:w="3430" w:type="dxa"/>
+            <w:tcMar>
+              <w:top w:w="120" w:type="dxa"/>
+              <w:left w:w="180" w:type="dxa"/>
+              <w:bottom w:w="120" w:type="dxa"/>
+              <w:right w:w="180" w:type="dxa"/>
+            </w:tcMar>
+          </w:tcPr>
+          <w:p>
+            <w:pPr>
+              <w:spacing w:after="0"/>
+            </w:pPr>
+            <w:r>
+              <w:t xml:space="preserve">account/transaction/status codes, branch names, NACHA return codes, custom vocabulary</w:t>
+            </w:r>
+          </w:p>
+        </w:tc>
+      </w:tr>
+      <w:tr>
+        <w:tc>
+          <w:tcPr>
+            <w:tcW w:w="2500" w:type="dxa"/>
+            <w:tcMar>
+              <w:top w:w="120" w:type="dxa"/>
+              <w:left w:w="180" w:type="dxa"/>
+              <w:bottom w:w="120" w:type="dxa"/>
+              <w:right w:w="180" w:type="dxa"/>
+            </w:tcMar>
+          </w:tcPr>
+          <w:p>
+            <w:pPr>
+              <w:spacing w:after="0"/>
+            </w:pPr>
+            <w:r>
+              <w:t xml:space="preserve">Data Pattern</w:t>
+            </w:r>
+          </w:p>
+        </w:tc>
+        <w:tc>
+          <w:tcPr>
+            <w:tcW w:w="3430" w:type="dxa"/>
+            <w:tcMar>
+              <w:top w:w="120" w:type="dxa"/>
+              <w:left w:w="180" w:type="dxa"/>
+              <w:bottom w:w="120" w:type="dxa"/>
+              <w:right w:w="180" w:type="dxa"/>
+            </w:tcMar>
+          </w:tcPr>
+          <w:p>
+            <w:pPr>
+              <w:spacing w:after="0"/>
+            </w:pPr>
+            <w:r>
+              <w:t xml:space="preserve">the shape of the values, as a character-position signature</w:t>
+            </w:r>
+          </w:p>
+        </w:tc>
+        <w:tc>
+          <w:tcPr>
+            <w:tcW w:w="3430" w:type="dxa"/>
+            <w:tcMar>
+              <w:top w:w="120" w:type="dxa"/>
+              <w:left w:w="180" w:type="dxa"/>
+              <w:bottom w:w="120" w:type="dxa"/>
+              <w:right w:w="180" w:type="dxa"/>
+            </w:tcMar>
+          </w:tcPr>
+          <w:p>
+            <w:pPr>
+              <w:spacing w:after="0"/>
+            </w:pPr>
+            <w:r>
+              <w:t xml:space="preserve">emails, SSNs, member and account numbers, routing numbers, card PANs — anything with a recognisable format</w:t>
+            </w:r>
+          </w:p>
+        </w:tc>
+      </w:tr>
+    </w:tbl>
+    <w:p>
+      <w:pPr>
+        <w:spacing w:after="120"/>
+      </w:pPr>
+    </w:p>
+    <w:p>
+      <w:pPr>
+        <w:spacing w:after="120"/>
+      </w:pPr>
+      <w:r>
+        <w:t xml:space="preserve">The core equation: </w:t>
+      </w:r>
+      <w:r>
+        <w:rPr>
+          <w:b/>
+          <w:bCs/>
+        </w:rPr>
+        <w:t xml:space="preserve">Data Dictionary + Pattern Analysis = a Data Identification Policy.</w:t>
+      </w:r>
+      <w:r>
+        <w:t xml:space="preserve"> You select the methods that fit your data, run them as one job, and on every match the policy applies tags.</w:t>
       </w:r>
     </w:p>
     <w:p>
@@ -319,7 +511,7 @@
           <w:bCs/>
           <w:color w:val="8A6D1A"/>
         </w:rPr>
-        <w:t xml:space="preserve">📷  SCREENSHOT — Data Operations → Data Identification Methods</w:t>
+        <w:t xml:space="preserve">📷  SCREENSHOT — method selection — dictionaries and patterns as one policy</w:t>
       </w:r>
     </w:p>
     <w:p>
@@ -327,7 +519,7 @@
         <w:pStyle w:val="Heading1"/>
       </w:pPr>
       <w:r>
-        <w:t xml:space="preserve">2. Anatomy of a rule</w:t>
+        <w:t xml:space="preserve">Method 1 — Data Dictionaries</w:t>
       </w:r>
     </w:p>
     <w:p>
@@ -335,7 +527,73 @@
         <w:spacing w:after="120"/>
       </w:pPr>
       <w:r>
-        <w:t xml:space="preserve">Walk </w:t>
+        <w:t xml:space="preserve">A data dictionary is a collection of predefined terms and values. Unlike a glossary, it actively scans the actual column values and classifies the column by what it </w:t>
+      </w:r>
+      <w:r>
+        <w:rPr>
+          <w:i/>
+          <w:iCs/>
+        </w:rPr>
+        <w:t xml:space="preserve">contains</w:t>
+      </w:r>
+      <w:r>
+        <w:t xml:space="preserve">, not just its name — so it can identify data that names alone never reveal, such as a column of two-letter state codes.</w:t>
+      </w:r>
+    </w:p>
+    <w:p>
+      <w:pPr>
+        <w:pStyle w:val="ListParagraph"/>
+        <w:numPr>
+          <w:ilvl w:val="0"/>
+          <w:numId w:val="2"/>
+        </w:numPr>
+        <w:spacing w:after="60"/>
+      </w:pPr>
+      <w:r>
+        <w:rPr>
+          <w:b/>
+          <w:bCs/>
+        </w:rPr>
+        <w:t xml:space="preserve">System-defined.</w:t>
+      </w:r>
+      <w:r>
+        <w:t xml:space="preserve"> PDC ships with 95 built-in dictionaries — ISO country codes, currency symbols, standard classifications — ready to use.</w:t>
+      </w:r>
+    </w:p>
+    <w:p>
+      <w:pPr>
+        <w:pStyle w:val="ListParagraph"/>
+        <w:numPr>
+          <w:ilvl w:val="0"/>
+          <w:numId w:val="2"/>
+        </w:numPr>
+        <w:spacing w:after="60"/>
+      </w:pPr>
+      <w:r>
+        <w:rPr>
+          <w:b/>
+          <w:bCs/>
+        </w:rPr>
+        <w:t xml:space="preserve">User-defined.</w:t>
+      </w:r>
+      <w:r>
+        <w:t xml:space="preserve"> Built for your business context. Authoring these — for CSCU's account types, transaction codes, risk ratings and NACHA return codes — is the work of Module 03, and 18 ready-made CSCU dictionaries ship with it.</w:t>
+      </w:r>
+    </w:p>
+    <w:p>
+      <w:pPr>
+        <w:pStyle w:val="Heading2"/>
+      </w:pPr>
+      <w:r>
+        <w:t xml:space="preserve">The matching rule and confidence score</w:t>
+      </w:r>
+    </w:p>
+    <w:p>
+      <w:pPr>
+        <w:spacing w:after="120"/>
+      </w:pPr>
+      <w:r>
+        <w:t xml:space="preserve">Every dictionary carries a JSON rule. It computes a weighted confidence score, tests it against conditions, and — if they pass — applies tags. Condensed, the CSCU Transaction Types rule (</w:t>
       </w:r>
       <w:r>
         <w:rPr>
@@ -347,7 +605,27 @@
         <w:t xml:space="preserve">cscu_transaction_types_rule.json</w:t>
       </w:r>
       <w:r>
-        <w:t xml:space="preserve"> (Module 03): confidence formula (0.8 × similarity + 0.2 × metadata), column-name regex with a score, fire condition (confidence ≥ 0.6 OR metadata ≥ 0.7), actions (apply tags, assign business term). Then </w:t>
+        <w:t xml:space="preserve">, Module 03) reads:</w:t>
+      </w:r>
+    </w:p>
+    <w:p>
+      <w:pPr>
+        <w:pBdr>
+          <w:left w:val="single" w:sz="12" w:space="8" w:color="065A82"/>
+        </w:pBdr>
+        <w:shd w:val="clear" w:color="auto" w:fill="EEF6FA"/>
+        <w:ind w:left="240" w:right="240"/>
+        <w:spacing w:before="120" w:after="160"/>
+      </w:pPr>
+      <w:r>
+        <w:rPr>
+          <w:b/>
+          <w:bCs/>
+        </w:rPr>
+        <w:t xml:space="preserve">In plain language.</w:t>
+      </w:r>
+      <w:r>
+        <w:t xml:space="preserve"> Confidence = value similarity × 0.8 + column-name hint × 0.2 (the regex </w:t>
       </w:r>
       <w:r>
         <w:rPr>
@@ -356,10 +634,602 @@
           <w:sz w:val="20"/>
           <w:szCs w:val="20"/>
         </w:rPr>
-        <w:t xml:space="preserve">cscu_member_number.json</w:t>
-      </w:r>
-      <w:r>
-        <w:t xml:space="preserve">: three weighted signals (name 0.3, shape 0.4, regex 0.3) against a 0.7 threshold.</w:t>
+        <w:t xml:space="preserve">(?i)txn_?type|transaction_?type</w:t>
+      </w:r>
+      <w:r>
+        <w:t xml:space="preserve"> scores the name). Fires when confidence ≥ 0.6 </w:t>
+      </w:r>
+      <w:r>
+        <w:rPr>
+          <w:b/>
+          <w:bCs/>
+        </w:rPr>
+        <w:t xml:space="preserve">or</w:t>
+      </w:r>
+      <w:r>
+        <w:t xml:space="preserve"> the metadata score alone ≥ 0.7. On a match it tags the column </w:t>
+      </w:r>
+      <w:r>
+        <w:rPr>
+          <w:b/>
+          <w:bCs/>
+        </w:rPr>
+        <w:t xml:space="preserve">Transaction Type</w:t>
+      </w:r>
+      <w:r>
+        <w:t xml:space="preserve"> and assigns the business term </w:t>
+      </w:r>
+      <w:r>
+        <w:rPr>
+          <w:b/>
+          <w:bCs/>
+        </w:rPr>
+        <w:t xml:space="preserve">Transaction Type Code</w:t>
+      </w:r>
+      <w:r>
+        <w:t xml:space="preserve">. A low-cardinality enum like </w:t>
+      </w:r>
+      <w:r>
+        <w:rPr>
+          <w:rFonts w:ascii="Consolas" w:hAnsi="Consolas"/>
+          <w:color w:val="0A5560"/>
+          <w:sz w:val="20"/>
+          <w:szCs w:val="20"/>
+        </w:rPr>
+        <w:t xml:space="preserve">txn_type_cd</w:t>
+      </w:r>
+      <w:r>
+        <w:t xml:space="preserve"> (eight distinct values, all inside the list) scores near-perfect similarity — which is exactly why dictionaries are the right tool for code columns.</w:t>
+      </w:r>
+    </w:p>
+    <w:p>
+      <w:pPr>
+        <w:pStyle w:val="Heading1"/>
+      </w:pPr>
+      <w:r>
+        <w:t xml:space="preserve">Method 2 — Data Patterns</w:t>
+      </w:r>
+    </w:p>
+    <w:p>
+      <w:pPr>
+        <w:spacing w:after="120"/>
+      </w:pPr>
+      <w:r>
+        <w:t xml:space="preserve">Pattern analysis reduces each value to a signature — a character-by-character substitution that records where letters, digits, symbols and whitespace fall. It is dimensional reduction for text, and it is what lets PDC recognise a </w:t>
+      </w:r>
+      <w:r>
+        <w:rPr>
+          <w:i/>
+          <w:iCs/>
+        </w:rPr>
+        <w:t xml:space="preserve">format</w:t>
+      </w:r>
+      <w:r>
+        <w:t xml:space="preserve"> rather than a value.</w:t>
+      </w:r>
+    </w:p>
+    <w:tbl>
+      <w:tblPr>
+        <w:tblW w:w="9360" w:type="dxa"/>
+        <w:tblBorders>
+          <w:top w:val="single" w:sz="4" w:space="0" w:color="C9DEE8"/>
+          <w:left w:val="single" w:sz="4" w:space="0" w:color="C9DEE8"/>
+          <w:bottom w:val="single" w:sz="4" w:space="0" w:color="C9DEE8"/>
+          <w:right w:val="single" w:sz="4" w:space="0" w:color="C9DEE8"/>
+          <w:insideH w:val="single" w:sz="4" w:space="0" w:color="C9DEE8"/>
+          <w:insideV w:val="single" w:sz="4" w:space="0" w:color="C9DEE8"/>
+        </w:tblBorders>
+      </w:tblPr>
+      <w:tblGrid>
+        <w:gridCol w:w="1872"/>
+        <w:gridCol w:w="1872"/>
+        <w:gridCol w:w="1872"/>
+        <w:gridCol w:w="1872"/>
+        <w:gridCol w:w="1872"/>
+      </w:tblGrid>
+      <w:tr>
+        <w:tc>
+          <w:tcPr>
+            <w:tcW w:w="1872" w:type="dxa"/>
+            <w:shd w:val="clear" w:color="auto" w:fill="EEF6FA"/>
+            <w:tcBorders>
+              <w:left w:val="single" w:sz="12" w:space="0" w:color="065A82"/>
+            </w:tcBorders>
+            <w:tcMar>
+              <w:top w:w="120" w:type="dxa"/>
+              <w:left w:w="180" w:type="dxa"/>
+              <w:bottom w:w="120" w:type="dxa"/>
+              <w:right w:w="180" w:type="dxa"/>
+            </w:tcMar>
+          </w:tcPr>
+          <w:p>
+            <w:pPr>
+              <w:spacing w:after="0"/>
+            </w:pPr>
+            <w:r>
+              <w:rPr>
+                <w:b/>
+                <w:bCs/>
+              </w:rPr>
+              <w:t xml:space="preserve">Symbol</w:t>
+            </w:r>
+          </w:p>
+        </w:tc>
+        <w:tc>
+          <w:tcPr>
+            <w:tcW w:w="1872" w:type="dxa"/>
+            <w:shd w:val="clear" w:color="auto" w:fill="EEF6FA"/>
+            <w:tcMar>
+              <w:top w:w="120" w:type="dxa"/>
+              <w:left w:w="180" w:type="dxa"/>
+              <w:bottom w:w="120" w:type="dxa"/>
+              <w:right w:w="180" w:type="dxa"/>
+            </w:tcMar>
+          </w:tcPr>
+          <w:p>
+            <w:pPr>
+              <w:spacing w:after="0"/>
+            </w:pPr>
+            <w:r>
+              <w:rPr>
+                <w:b/>
+                <w:bCs/>
+              </w:rPr>
+              <w:t xml:space="preserve">Means</w:t>
+            </w:r>
+          </w:p>
+        </w:tc>
+        <w:tc>
+          <w:tcPr>
+            <w:tcW w:w="1872" w:type="dxa"/>
+            <w:shd w:val="clear" w:color="auto" w:fill="EEF6FA"/>
+            <w:tcMar>
+              <w:top w:w="120" w:type="dxa"/>
+              <w:left w:w="180" w:type="dxa"/>
+              <w:bottom w:w="120" w:type="dxa"/>
+              <w:right w:w="180" w:type="dxa"/>
+            </w:tcMar>
+          </w:tcPr>
+          <w:p>
+            <w:pPr>
+              <w:spacing w:after="0"/>
+            </w:pPr>
+            <w:r>
+              <w:rPr>
+                <w:b/>
+                <w:bCs/>
+              </w:rPr>
+              <w:t xml:space="preserve">Symbol</w:t>
+            </w:r>
+          </w:p>
+        </w:tc>
+        <w:tc>
+          <w:tcPr>
+            <w:tcW w:w="1872" w:type="dxa"/>
+            <w:shd w:val="clear" w:color="auto" w:fill="EEF6FA"/>
+            <w:tcMar>
+              <w:top w:w="120" w:type="dxa"/>
+              <w:left w:w="180" w:type="dxa"/>
+              <w:bottom w:w="120" w:type="dxa"/>
+              <w:right w:w="180" w:type="dxa"/>
+            </w:tcMar>
+          </w:tcPr>
+          <w:p>
+            <w:pPr>
+              <w:spacing w:after="0"/>
+            </w:pPr>
+            <w:r>
+              <w:rPr>
+                <w:b/>
+                <w:bCs/>
+              </w:rPr>
+              <w:t xml:space="preserve">Means</w:t>
+            </w:r>
+          </w:p>
+        </w:tc>
+        <w:tc>
+          <w:tcPr>
+            <w:tcW w:w="1872" w:type="dxa"/>
+            <w:shd w:val="clear" w:color="auto" w:fill="EEF6FA"/>
+            <w:tcMar>
+              <w:top w:w="120" w:type="dxa"/>
+              <w:left w:w="180" w:type="dxa"/>
+              <w:bottom w:w="120" w:type="dxa"/>
+              <w:right w:w="180" w:type="dxa"/>
+            </w:tcMar>
+          </w:tcPr>
+          <w:p>
+            <w:pPr>
+              <w:spacing w:after="0"/>
+            </w:pPr>
+            <w:r>
+              <w:t xml:space="preserve"/>
+            </w:r>
+          </w:p>
+        </w:tc>
+      </w:tr>
+      <w:tr>
+        <w:tc>
+          <w:tcPr>
+            <w:tcW w:w="1872" w:type="dxa"/>
+            <w:tcMar>
+              <w:top w:w="120" w:type="dxa"/>
+              <w:left w:w="180" w:type="dxa"/>
+              <w:bottom w:w="120" w:type="dxa"/>
+              <w:right w:w="180" w:type="dxa"/>
+            </w:tcMar>
+          </w:tcPr>
+          <w:p>
+            <w:pPr>
+              <w:spacing w:after="0"/>
+            </w:pPr>
+            <w:r>
+              <w:t xml:space="preserve">a</w:t>
+            </w:r>
+          </w:p>
+        </w:tc>
+        <w:tc>
+          <w:tcPr>
+            <w:tcW w:w="1872" w:type="dxa"/>
+            <w:tcMar>
+              <w:top w:w="120" w:type="dxa"/>
+              <w:left w:w="180" w:type="dxa"/>
+              <w:bottom w:w="120" w:type="dxa"/>
+              <w:right w:w="180" w:type="dxa"/>
+            </w:tcMar>
+          </w:tcPr>
+          <w:p>
+            <w:pPr>
+              <w:spacing w:after="0"/>
+            </w:pPr>
+            <w:r>
+              <w:t xml:space="preserve">lower-case letter</w:t>
+            </w:r>
+          </w:p>
+        </w:tc>
+        <w:tc>
+          <w:tcPr>
+            <w:tcW w:w="1872" w:type="dxa"/>
+            <w:tcMar>
+              <w:top w:w="120" w:type="dxa"/>
+              <w:left w:w="180" w:type="dxa"/>
+              <w:bottom w:w="120" w:type="dxa"/>
+              <w:right w:w="180" w:type="dxa"/>
+            </w:tcMar>
+          </w:tcPr>
+          <w:p>
+            <w:pPr>
+              <w:spacing w:after="0"/>
+            </w:pPr>
+            <w:r>
+              <w:t xml:space="preserve">w</w:t>
+            </w:r>
+          </w:p>
+        </w:tc>
+        <w:tc>
+          <w:tcPr>
+            <w:tcW w:w="1872" w:type="dxa"/>
+            <w:tcMar>
+              <w:top w:w="120" w:type="dxa"/>
+              <w:left w:w="180" w:type="dxa"/>
+              <w:bottom w:w="120" w:type="dxa"/>
+              <w:right w:w="180" w:type="dxa"/>
+            </w:tcMar>
+          </w:tcPr>
+          <w:p>
+            <w:pPr>
+              <w:spacing w:after="0"/>
+            </w:pPr>
+            <w:r>
+              <w:t xml:space="preserve">whitespace (space, tab)</w:t>
+            </w:r>
+          </w:p>
+        </w:tc>
+        <w:tc>
+          <w:tcPr>
+            <w:tcW w:w="1872" w:type="dxa"/>
+            <w:tcMar>
+              <w:top w:w="120" w:type="dxa"/>
+              <w:left w:w="180" w:type="dxa"/>
+              <w:bottom w:w="120" w:type="dxa"/>
+              <w:right w:w="180" w:type="dxa"/>
+            </w:tcMar>
+          </w:tcPr>
+          <w:p>
+            <w:pPr>
+              <w:spacing w:after="0"/>
+            </w:pPr>
+            <w:r>
+              <w:t xml:space="preserve"/>
+            </w:r>
+          </w:p>
+        </w:tc>
+      </w:tr>
+      <w:tr>
+        <w:tc>
+          <w:tcPr>
+            <w:tcW w:w="1872" w:type="dxa"/>
+            <w:tcMar>
+              <w:top w:w="120" w:type="dxa"/>
+              <w:left w:w="180" w:type="dxa"/>
+              <w:bottom w:w="120" w:type="dxa"/>
+              <w:right w:w="180" w:type="dxa"/>
+            </w:tcMar>
+          </w:tcPr>
+          <w:p>
+            <w:pPr>
+              <w:spacing w:after="0"/>
+            </w:pPr>
+            <w:r>
+              <w:t xml:space="preserve">A</w:t>
+            </w:r>
+          </w:p>
+        </w:tc>
+        <w:tc>
+          <w:tcPr>
+            <w:tcW w:w="1872" w:type="dxa"/>
+            <w:tcMar>
+              <w:top w:w="120" w:type="dxa"/>
+              <w:left w:w="180" w:type="dxa"/>
+              <w:bottom w:w="120" w:type="dxa"/>
+              <w:right w:w="180" w:type="dxa"/>
+            </w:tcMar>
+          </w:tcPr>
+          <w:p>
+            <w:pPr>
+              <w:spacing w:after="0"/>
+            </w:pPr>
+            <w:r>
+              <w:t xml:space="preserve">upper-case letter</w:t>
+            </w:r>
+          </w:p>
+        </w:tc>
+        <w:tc>
+          <w:tcPr>
+            <w:tcW w:w="1872" w:type="dxa"/>
+            <w:tcMar>
+              <w:top w:w="120" w:type="dxa"/>
+              <w:left w:w="180" w:type="dxa"/>
+              <w:bottom w:w="120" w:type="dxa"/>
+              <w:right w:w="180" w:type="dxa"/>
+            </w:tcMar>
+          </w:tcPr>
+          <w:p>
+            <w:pPr>
+              <w:spacing w:after="0"/>
+            </w:pPr>
+            <w:r>
+              <w:t xml:space="preserve">s</w:t>
+            </w:r>
+          </w:p>
+        </w:tc>
+        <w:tc>
+          <w:tcPr>
+            <w:tcW w:w="1872" w:type="dxa"/>
+            <w:tcMar>
+              <w:top w:w="120" w:type="dxa"/>
+              <w:left w:w="180" w:type="dxa"/>
+              <w:bottom w:w="120" w:type="dxa"/>
+              <w:right w:w="180" w:type="dxa"/>
+            </w:tcMar>
+          </w:tcPr>
+          <w:p>
+            <w:pPr>
+              <w:spacing w:after="0"/>
+            </w:pPr>
+            <w:r>
+              <w:t xml:space="preserve">symbol  - / \</w:t>
+            </w:r>
+          </w:p>
+        </w:tc>
+        <w:tc>
+          <w:tcPr>
+            <w:tcW w:w="1872" w:type="dxa"/>
+            <w:tcMar>
+              <w:top w:w="120" w:type="dxa"/>
+              <w:left w:w="180" w:type="dxa"/>
+              <w:bottom w:w="120" w:type="dxa"/>
+              <w:right w:w="180" w:type="dxa"/>
+            </w:tcMar>
+          </w:tcPr>
+          <w:p>
+            <w:pPr>
+              <w:spacing w:after="0"/>
+            </w:pPr>
+            <w:r>
+              <w:t xml:space="preserve">! $ % ^ &amp; *</w:t>
+            </w:r>
+          </w:p>
+        </w:tc>
+      </w:tr>
+      <w:tr>
+        <w:tc>
+          <w:tcPr>
+            <w:tcW w:w="1872" w:type="dxa"/>
+            <w:tcMar>
+              <w:top w:w="120" w:type="dxa"/>
+              <w:left w:w="180" w:type="dxa"/>
+              <w:bottom w:w="120" w:type="dxa"/>
+              <w:right w:w="180" w:type="dxa"/>
+            </w:tcMar>
+          </w:tcPr>
+          <w:p>
+            <w:pPr>
+              <w:spacing w:after="0"/>
+            </w:pPr>
+            <w:r>
+              <w:t xml:space="preserve">n</w:t>
+            </w:r>
+          </w:p>
+        </w:tc>
+        <w:tc>
+          <w:tcPr>
+            <w:tcW w:w="1872" w:type="dxa"/>
+            <w:tcMar>
+              <w:top w:w="120" w:type="dxa"/>
+              <w:left w:w="180" w:type="dxa"/>
+              <w:bottom w:w="120" w:type="dxa"/>
+              <w:right w:w="180" w:type="dxa"/>
+            </w:tcMar>
+          </w:tcPr>
+          <w:p>
+            <w:pPr>
+              <w:spacing w:after="0"/>
+            </w:pPr>
+            <w:r>
+              <w:t xml:space="preserve">digit 0–9</w:t>
+            </w:r>
+          </w:p>
+        </w:tc>
+        <w:tc>
+          <w:tcPr>
+            <w:tcW w:w="1872" w:type="dxa"/>
+            <w:tcMar>
+              <w:top w:w="120" w:type="dxa"/>
+              <w:left w:w="180" w:type="dxa"/>
+              <w:bottom w:w="120" w:type="dxa"/>
+              <w:right w:w="180" w:type="dxa"/>
+            </w:tcMar>
+          </w:tcPr>
+          <w:p>
+            <w:pPr>
+              <w:spacing w:after="0"/>
+            </w:pPr>
+            <w:r>
+              <w:t xml:space="preserve">-</w:t>
+            </w:r>
+          </w:p>
+        </w:tc>
+        <w:tc>
+          <w:tcPr>
+            <w:tcW w:w="1872" w:type="dxa"/>
+            <w:tcMar>
+              <w:top w:w="120" w:type="dxa"/>
+              <w:left w:w="180" w:type="dxa"/>
+              <w:bottom w:w="120" w:type="dxa"/>
+              <w:right w:w="180" w:type="dxa"/>
+            </w:tcMar>
+          </w:tcPr>
+          <w:p>
+            <w:pPr>
+              <w:spacing w:after="0"/>
+            </w:pPr>
+            <w:r>
+              <w:t xml:space="preserve">other / control character</w:t>
+            </w:r>
+          </w:p>
+        </w:tc>
+        <w:tc>
+          <w:tcPr>
+            <w:tcW w:w="1872" w:type="dxa"/>
+            <w:tcMar>
+              <w:top w:w="120" w:type="dxa"/>
+              <w:left w:w="180" w:type="dxa"/>
+              <w:bottom w:w="120" w:type="dxa"/>
+              <w:right w:w="180" w:type="dxa"/>
+            </w:tcMar>
+          </w:tcPr>
+          <w:p>
+            <w:pPr>
+              <w:spacing w:after="0"/>
+            </w:pPr>
+            <w:r>
+              <w:t xml:space="preserve"/>
+            </w:r>
+          </w:p>
+        </w:tc>
+      </w:tr>
+    </w:tbl>
+    <w:p>
+      <w:pPr>
+        <w:spacing w:after="120"/>
+      </w:pPr>
+    </w:p>
+    <w:p>
+      <w:pPr>
+        <w:spacing w:after="120"/>
+      </w:pPr>
+      <w:r>
+        <w:rPr>
+          <w:b/>
+          <w:bCs/>
+        </w:rPr>
+        <w:t xml:space="preserve">Worked example.</w:t>
+      </w:r>
+      <w:r>
+        <w:t xml:space="preserve"> A CSCU member number </w:t>
+      </w:r>
+      <w:r>
+        <w:rPr>
+          <w:rFonts w:ascii="Consolas" w:hAnsi="Consolas"/>
+          <w:color w:val="0A5560"/>
+          <w:sz w:val="20"/>
+          <w:szCs w:val="20"/>
+        </w:rPr>
+        <w:t xml:space="preserve">CSCU-100501</w:t>
+      </w:r>
+      <w:r>
+        <w:t xml:space="preserve"> reduces to </w:t>
+      </w:r>
+      <w:r>
+        <w:rPr>
+          <w:rFonts w:ascii="Consolas" w:hAnsi="Consolas"/>
+          <w:color w:val="0A5560"/>
+          <w:sz w:val="20"/>
+          <w:szCs w:val="20"/>
+        </w:rPr>
+        <w:t xml:space="preserve">AAAA-nnnnnn</w:t>
+      </w:r>
+      <w:r>
+        <w:t xml:space="preserve"> — four letters, a kept dash, six digits. An account number </w:t>
+      </w:r>
+      <w:r>
+        <w:rPr>
+          <w:rFonts w:ascii="Consolas" w:hAnsi="Consolas"/>
+          <w:color w:val="0A5560"/>
+          <w:sz w:val="20"/>
+          <w:szCs w:val="20"/>
+        </w:rPr>
+        <w:t xml:space="preserve">ACC-00070001</w:t>
+      </w:r>
+      <w:r>
+        <w:t xml:space="preserve"> reduces to </w:t>
+      </w:r>
+      <w:r>
+        <w:rPr>
+          <w:rFonts w:ascii="Consolas" w:hAnsi="Consolas"/>
+          <w:color w:val="0A5560"/>
+          <w:sz w:val="20"/>
+          <w:szCs w:val="20"/>
+        </w:rPr>
+        <w:t xml:space="preserve">AAA-nnnnnnnn</w:t>
+      </w:r>
+      <w:r>
+        <w:t xml:space="preserve">; a routing number </w:t>
+      </w:r>
+      <w:r>
+        <w:rPr>
+          <w:rFonts w:ascii="Consolas" w:hAnsi="Consolas"/>
+          <w:color w:val="0A5560"/>
+          <w:sz w:val="20"/>
+          <w:szCs w:val="20"/>
+        </w:rPr>
+        <w:t xml:space="preserve">122100024</w:t>
+      </w:r>
+      <w:r>
+        <w:t xml:space="preserve"> is simply </w:t>
+      </w:r>
+      <w:r>
+        <w:rPr>
+          <w:rFonts w:ascii="Consolas" w:hAnsi="Consolas"/>
+          <w:color w:val="0A5560"/>
+          <w:sz w:val="20"/>
+          <w:szCs w:val="20"/>
+        </w:rPr>
+        <w:t xml:space="preserve">nnnnnnnnn</w:t>
+      </w:r>
+      <w:r>
+        <w:t xml:space="preserve">. Significant symbols (a dash or underscore) can be kept verbatim, and case can optionally be tracked.</w:t>
       </w:r>
     </w:p>
     <w:p>
@@ -381,15 +1251,15 @@
           <w:bCs/>
           <w:color w:val="8A6D1A"/>
         </w:rPr>
-        <w:t xml:space="preserve">📷  SCREENSHOT — method rule editor</w:t>
-      </w:r>
-    </w:p>
-    <w:p>
-      <w:pPr>
-        <w:pStyle w:val="Heading1"/>
-      </w:pPr>
-      <w:r>
-        <w:t xml:space="preserve">3. Policies and the run</w:t>
+        <w:t xml:space="preserve">📷  SCREENSHOT — pattern signature illustration</w:t>
+      </w:r>
+    </w:p>
+    <w:p>
+      <w:pPr>
+        <w:pStyle w:val="Heading2"/>
+      </w:pPr>
+      <w:r>
+        <w:t xml:space="preserve">Position analysis, and from pattern to tag</w:t>
       </w:r>
     </w:p>
     <w:p>
@@ -397,17 +1267,7 @@
         <w:spacing w:after="120"/>
       </w:pPr>
       <w:r>
-        <w:t xml:space="preserve">Methods are grouped into a </w:t>
-      </w:r>
-      <w:r>
-        <w:rPr>
-          <w:b/>
-          <w:bCs/>
-        </w:rPr>
-        <w:t xml:space="preserve">policy</w:t>
-      </w:r>
-      <w:r>
-        <w:t xml:space="preserve">; the policy runs as a job over selected sources. On CSCU: system methods (SSN, email, phone, credit card) find </w:t>
+        <w:t xml:space="preserve">As values stream in, PDC tallies each recurring pattern and tracks the largest and smallest character seen at every position — revealing fixed prefixes (here, the </w:t>
       </w:r>
       <w:r>
         <w:rPr>
@@ -416,10 +1276,50 @@
           <w:sz w:val="20"/>
           <w:szCs w:val="20"/>
         </w:rPr>
-        <w:t xml:space="preserve">members.ssn</w:t>
-      </w:r>
-      <w:r>
-        <w:t xml:space="preserve">, </w:t>
+        <w:t xml:space="preserve">CSCU-</w:t>
+      </w:r>
+      <w:r>
+        <w:t xml:space="preserve"> prefix) and how variable each position is, so it can propose tighter RegEx. The top ~20 patterns are kept and fed to three jobs at once:</w:t>
+      </w:r>
+    </w:p>
+    <w:p>
+      <w:pPr>
+        <w:pStyle w:val="ListParagraph"/>
+        <w:numPr>
+          <w:ilvl w:val="0"/>
+          <w:numId w:val="2"/>
+        </w:numPr>
+        <w:spacing w:after="60"/>
+      </w:pPr>
+      <w:r>
+        <w:rPr>
+          <w:b/>
+          <w:bCs/>
+        </w:rPr>
+        <w:t xml:space="preserve">RegEx generation</w:t>
+      </w:r>
+      <w:r>
+        <w:t xml:space="preserve"> — an auto-built regular expression for the format.</w:t>
+      </w:r>
+    </w:p>
+    <w:p>
+      <w:pPr>
+        <w:pStyle w:val="ListParagraph"/>
+        <w:numPr>
+          <w:ilvl w:val="0"/>
+          <w:numId w:val="2"/>
+        </w:numPr>
+        <w:spacing w:after="60"/>
+      </w:pPr>
+      <w:r>
+        <w:rPr>
+          <w:b/>
+          <w:bCs/>
+        </w:rPr>
+        <w:t xml:space="preserve">Data identification</w:t>
+      </w:r>
+      <w:r>
+        <w:t xml:space="preserve"> — a profiled column's </w:t>
       </w:r>
       <w:r>
         <w:rPr>
@@ -428,22 +1328,164 @@
           <w:sz w:val="20"/>
           <w:szCs w:val="20"/>
         </w:rPr>
-        <w:t xml:space="preserve">members.email</w:t>
+        <w:t xml:space="preserve">profilePattern</w:t>
+      </w:r>
+      <w:r>
+        <w:t xml:space="preserve"> is compared, with a confidence score, to a predefined pattern; on a match it applies tags, exactly as a dictionary does.</w:t>
+      </w:r>
+    </w:p>
+    <w:p>
+      <w:pPr>
+        <w:pStyle w:val="ListParagraph"/>
+        <w:numPr>
+          <w:ilvl w:val="0"/>
+          <w:numId w:val="2"/>
+        </w:numPr>
+        <w:spacing w:after="60"/>
+      </w:pPr>
+      <w:r>
+        <w:rPr>
+          <w:b/>
+          <w:bCs/>
+        </w:rPr>
+        <w:t xml:space="preserve">Data-quality checks</w:t>
+      </w:r>
+      <w:r>
+        <w:t xml:space="preserve"> — values that fall outside the accepted pattern surface as outliers, the candidate errors a DQ rule flags.</w:t>
+      </w:r>
+    </w:p>
+    <w:p>
+      <w:pPr>
+        <w:pStyle w:val="Heading1"/>
+      </w:pPr>
+      <w:r>
+        <w:t xml:space="preserve">Policies — combining the two</w:t>
+      </w:r>
+    </w:p>
+    <w:p>
+      <w:pPr>
+        <w:spacing w:after="120"/>
+      </w:pPr>
+      <w:r>
+        <w:t xml:space="preserve">Together, dictionaries and data patterns are called data identification policies. PDC ships many, spanning whole sectors — </w:t>
+      </w:r>
+      <w:r>
+        <w:rPr>
+          <w:b/>
+          <w:bCs/>
+        </w:rPr>
+        <w:t xml:space="preserve">Finance</w:t>
       </w:r>
       <w:r>
         <w:t xml:space="preserve">, </w:t>
       </w:r>
       <w:r>
         <w:rPr>
-          <w:rFonts w:ascii="Consolas" w:hAnsi="Consolas"/>
-          <w:color w:val="0A5560"/>
-          <w:sz w:val="20"/>
-          <w:szCs w:val="20"/>
-        </w:rPr>
-        <w:t xml:space="preserve">cards.card_no</w:t>
-      </w:r>
-      <w:r>
-        <w:t xml:space="preserve">; the custom methods from Module 03 pick up the enums and CSCU identifiers.</w:t>
+          <w:b/>
+          <w:bCs/>
+        </w:rPr>
+        <w:t xml:space="preserve">PCI-DSS</w:t>
+      </w:r>
+      <w:r>
+        <w:t xml:space="preserve">, and </w:t>
+      </w:r>
+      <w:r>
+        <w:rPr>
+          <w:b/>
+          <w:bCs/>
+        </w:rPr>
+        <w:t xml:space="preserve">Data Privacy</w:t>
+      </w:r>
+      <w:r>
+        <w:t xml:space="preserve"> are the ones a credit union reaches for first. You select the methods relevant to your data and run them as one job. After a run, open the Galaxy View to visualise the tagging, follow the data flow, and locate sensitive data with its security and sensitivity at a glance.</w:t>
+      </w:r>
+    </w:p>
+    <w:p>
+      <w:pPr>
+        <w:pStyle w:val="Heading1"/>
+      </w:pPr>
+      <w:r>
+        <w:t xml:space="preserve">Running Data Identification</w:t>
+      </w:r>
+    </w:p>
+    <w:p>
+      <w:pPr>
+        <w:pStyle w:val="ListParagraph"/>
+        <w:numPr>
+          <w:ilvl w:val="0"/>
+          <w:numId w:val="100"/>
+        </w:numPr>
+        <w:spacing w:after="80" w:line="264" w:lineRule="auto"/>
+      </w:pPr>
+      <w:r>
+        <w:rPr>
+          <w:b/>
+          <w:bCs/>
+        </w:rPr>
+        <w:t xml:space="preserve">Open the Data Identification tile.</w:t>
+      </w:r>
+      <w:r>
+        <w:t xml:space="preserve"> On a profiled table, choose Actions → Process, then the Data Identification card.</w:t>
+      </w:r>
+    </w:p>
+    <w:p>
+      <w:pPr>
+        <w:pStyle w:val="ListParagraph"/>
+        <w:numPr>
+          <w:ilvl w:val="0"/>
+          <w:numId w:val="100"/>
+        </w:numPr>
+        <w:spacing w:after="80" w:line="264" w:lineRule="auto"/>
+      </w:pPr>
+      <w:r>
+        <w:rPr>
+          <w:b/>
+          <w:bCs/>
+        </w:rPr>
+        <w:t xml:space="preserve">Select Methods.</w:t>
+      </w:r>
+      <w:r>
+        <w:t xml:space="preserve"> Pick the dictionaries and data patterns that fit your data — together they form the policy.</w:t>
+      </w:r>
+    </w:p>
+    <w:p>
+      <w:pPr>
+        <w:pStyle w:val="ListParagraph"/>
+        <w:numPr>
+          <w:ilvl w:val="0"/>
+          <w:numId w:val="100"/>
+        </w:numPr>
+        <w:spacing w:after="80" w:line="264" w:lineRule="auto"/>
+      </w:pPr>
+      <w:r>
+        <w:rPr>
+          <w:b/>
+          <w:bCs/>
+        </w:rPr>
+        <w:t xml:space="preserve">Start, and track in Workers.</w:t>
+      </w:r>
+      <w:r>
+        <w:t xml:space="preserve"> The job runs asynchronously; watch its progress on the Workers page.</w:t>
+      </w:r>
+    </w:p>
+    <w:p>
+      <w:pPr>
+        <w:pStyle w:val="ListParagraph"/>
+        <w:numPr>
+          <w:ilvl w:val="0"/>
+          <w:numId w:val="100"/>
+        </w:numPr>
+        <w:spacing w:after="80" w:line="264" w:lineRule="auto"/>
+      </w:pPr>
+      <w:r>
+        <w:rPr>
+          <w:b/>
+          <w:bCs/>
+        </w:rPr>
+        <w:t xml:space="preserve">Read the results in Data Canvas.</w:t>
+      </w:r>
+      <w:r>
+        <w:t xml:space="preserve"> Matching columns are now tagged — for example PII and Sensitive — ready for search and governance.</w:t>
       </w:r>
     </w:p>
     <w:p>
@@ -465,7 +1507,7 @@
           <w:bCs/>
           <w:color w:val="8A6D1A"/>
         </w:rPr>
-        <w:t xml:space="preserve">📷  SCREENSHOT — policy run + results on members</w:t>
+        <w:t xml:space="preserve">📷  SCREENSHOT — identification results on members</w:t>
       </w:r>
     </w:p>
     <w:p>
@@ -473,7 +1515,562 @@
         <w:pStyle w:val="Heading1"/>
       </w:pPr>
       <w:r>
-        <w:t xml:space="preserve">4. The rules that matter in operation</w:t>
+        <w:t xml:space="preserve">Data Identification in action — a simple CSCU policy</w:t>
+      </w:r>
+    </w:p>
+    <w:p>
+      <w:pPr>
+        <w:spacing w:after="120"/>
+      </w:pPr>
+      <w:r>
+        <w:t xml:space="preserve">You don't have to build anything to see this work. PDC's built-in Data Privacy policy already covers email and US ZIP. Run it on the Copper State Credit Union </w:t>
+      </w:r>
+      <w:r>
+        <w:rPr>
+          <w:rFonts w:ascii="Consolas" w:hAnsi="Consolas"/>
+          <w:color w:val="0A5560"/>
+          <w:sz w:val="20"/>
+          <w:szCs w:val="20"/>
+        </w:rPr>
+        <w:t xml:space="preserve">members</w:t>
+      </w:r>
+      <w:r>
+        <w:t xml:space="preserve"> table and read what it applies.</w:t>
+      </w:r>
+    </w:p>
+    <w:tbl>
+      <w:tblPr>
+        <w:tblW w:w="9360" w:type="dxa"/>
+        <w:tblBorders>
+          <w:top w:val="single" w:sz="4" w:space="0" w:color="C9DEE8"/>
+          <w:left w:val="single" w:sz="4" w:space="0" w:color="C9DEE8"/>
+          <w:bottom w:val="single" w:sz="4" w:space="0" w:color="C9DEE8"/>
+          <w:right w:val="single" w:sz="4" w:space="0" w:color="C9DEE8"/>
+          <w:insideH w:val="single" w:sz="4" w:space="0" w:color="C9DEE8"/>
+          <w:insideV w:val="single" w:sz="4" w:space="0" w:color="C9DEE8"/>
+        </w:tblBorders>
+      </w:tblPr>
+      <w:tblGrid>
+        <w:gridCol w:w="2340"/>
+        <w:gridCol w:w="2340"/>
+        <w:gridCol w:w="2340"/>
+        <w:gridCol w:w="2340"/>
+      </w:tblGrid>
+      <w:tr>
+        <w:tc>
+          <w:tcPr>
+            <w:tcW w:w="2340" w:type="dxa"/>
+            <w:shd w:val="clear" w:color="auto" w:fill="EEF6FA"/>
+            <w:tcBorders>
+              <w:left w:val="single" w:sz="12" w:space="0" w:color="065A82"/>
+            </w:tcBorders>
+            <w:tcMar>
+              <w:top w:w="120" w:type="dxa"/>
+              <w:left w:w="180" w:type="dxa"/>
+              <w:bottom w:w="120" w:type="dxa"/>
+              <w:right w:w="180" w:type="dxa"/>
+            </w:tcMar>
+          </w:tcPr>
+          <w:p>
+            <w:pPr>
+              <w:spacing w:after="0"/>
+            </w:pPr>
+            <w:r>
+              <w:rPr>
+                <w:b/>
+                <w:bCs/>
+              </w:rPr>
+              <w:t xml:space="preserve">Column</w:t>
+            </w:r>
+          </w:p>
+        </w:tc>
+        <w:tc>
+          <w:tcPr>
+            <w:tcW w:w="2340" w:type="dxa"/>
+            <w:shd w:val="clear" w:color="auto" w:fill="EEF6FA"/>
+            <w:tcMar>
+              <w:top w:w="120" w:type="dxa"/>
+              <w:left w:w="180" w:type="dxa"/>
+              <w:bottom w:w="120" w:type="dxa"/>
+              <w:right w:w="180" w:type="dxa"/>
+            </w:tcMar>
+          </w:tcPr>
+          <w:p>
+            <w:pPr>
+              <w:spacing w:after="0"/>
+            </w:pPr>
+            <w:r>
+              <w:rPr>
+                <w:b/>
+                <w:bCs/>
+              </w:rPr>
+              <w:t xml:space="preserve">How it matches</w:t>
+            </w:r>
+          </w:p>
+        </w:tc>
+        <w:tc>
+          <w:tcPr>
+            <w:tcW w:w="2340" w:type="dxa"/>
+            <w:shd w:val="clear" w:color="auto" w:fill="EEF6FA"/>
+            <w:tcMar>
+              <w:top w:w="120" w:type="dxa"/>
+              <w:left w:w="180" w:type="dxa"/>
+              <w:bottom w:w="120" w:type="dxa"/>
+              <w:right w:w="180" w:type="dxa"/>
+            </w:tcMar>
+          </w:tcPr>
+          <w:p>
+            <w:pPr>
+              <w:spacing w:after="0"/>
+            </w:pPr>
+            <w:r>
+              <w:rPr>
+                <w:b/>
+                <w:bCs/>
+              </w:rPr>
+              <w:t xml:space="preserve">Tags applied</w:t>
+            </w:r>
+          </w:p>
+        </w:tc>
+        <w:tc>
+          <w:tcPr>
+            <w:tcW w:w="2340" w:type="dxa"/>
+            <w:shd w:val="clear" w:color="auto" w:fill="EEF6FA"/>
+            <w:tcMar>
+              <w:top w:w="120" w:type="dxa"/>
+              <w:left w:w="180" w:type="dxa"/>
+              <w:bottom w:w="120" w:type="dxa"/>
+              <w:right w:w="180" w:type="dxa"/>
+            </w:tcMar>
+          </w:tcPr>
+          <w:p>
+            <w:pPr>
+              <w:spacing w:after="0"/>
+            </w:pPr>
+            <w:r>
+              <w:rPr>
+                <w:b/>
+                <w:bCs/>
+              </w:rPr>
+              <w:t xml:space="preserve">Sens.</w:t>
+            </w:r>
+          </w:p>
+        </w:tc>
+      </w:tr>
+      <w:tr>
+        <w:tc>
+          <w:tcPr>
+            <w:tcW w:w="2340" w:type="dxa"/>
+            <w:tcMar>
+              <w:top w:w="120" w:type="dxa"/>
+              <w:left w:w="180" w:type="dxa"/>
+              <w:bottom w:w="120" w:type="dxa"/>
+              <w:right w:w="180" w:type="dxa"/>
+            </w:tcMar>
+          </w:tcPr>
+          <w:p>
+            <w:pPr>
+              <w:spacing w:after="0"/>
+            </w:pPr>
+            <w:r>
+              <w:t xml:space="preserve">members.email</w:t>
+            </w:r>
+          </w:p>
+        </w:tc>
+        <w:tc>
+          <w:tcPr>
+            <w:tcW w:w="2340" w:type="dxa"/>
+            <w:tcMar>
+              <w:top w:w="120" w:type="dxa"/>
+              <w:left w:w="180" w:type="dxa"/>
+              <w:bottom w:w="120" w:type="dxa"/>
+              <w:right w:w="180" w:type="dxa"/>
+            </w:tcMar>
+          </w:tcPr>
+          <w:p>
+            <w:pPr>
+              <w:spacing w:after="0"/>
+            </w:pPr>
+            <w:r>
+              <w:t xml:space="preserve">Email data pattern (regex value match) + name hint "email"</w:t>
+            </w:r>
+          </w:p>
+        </w:tc>
+        <w:tc>
+          <w:tcPr>
+            <w:tcW w:w="2340" w:type="dxa"/>
+            <w:tcMar>
+              <w:top w:w="120" w:type="dxa"/>
+              <w:left w:w="180" w:type="dxa"/>
+              <w:bottom w:w="120" w:type="dxa"/>
+              <w:right w:w="180" w:type="dxa"/>
+            </w:tcMar>
+          </w:tcPr>
+          <w:p>
+            <w:pPr>
+              <w:spacing w:after="0"/>
+            </w:pPr>
+            <w:r>
+              <w:t xml:space="preserve">PII · Sensitive · term Email Address</w:t>
+            </w:r>
+          </w:p>
+        </w:tc>
+        <w:tc>
+          <w:tcPr>
+            <w:tcW w:w="2340" w:type="dxa"/>
+            <w:tcMar>
+              <w:top w:w="120" w:type="dxa"/>
+              <w:left w:w="180" w:type="dxa"/>
+              <w:bottom w:w="120" w:type="dxa"/>
+              <w:right w:w="180" w:type="dxa"/>
+            </w:tcMar>
+          </w:tcPr>
+          <w:p>
+            <w:pPr>
+              <w:spacing w:after="0"/>
+            </w:pPr>
+            <w:r>
+              <w:t xml:space="preserve">HIGH</w:t>
+            </w:r>
+          </w:p>
+        </w:tc>
+      </w:tr>
+      <w:tr>
+        <w:tc>
+          <w:tcPr>
+            <w:tcW w:w="2340" w:type="dxa"/>
+            <w:tcMar>
+              <w:top w:w="120" w:type="dxa"/>
+              <w:left w:w="180" w:type="dxa"/>
+              <w:bottom w:w="120" w:type="dxa"/>
+              <w:right w:w="180" w:type="dxa"/>
+            </w:tcMar>
+          </w:tcPr>
+          <w:p>
+            <w:pPr>
+              <w:spacing w:after="0"/>
+            </w:pPr>
+            <w:r>
+              <w:t xml:space="preserve">members.zip</w:t>
+            </w:r>
+          </w:p>
+        </w:tc>
+        <w:tc>
+          <w:tcPr>
+            <w:tcW w:w="2340" w:type="dxa"/>
+            <w:tcMar>
+              <w:top w:w="120" w:type="dxa"/>
+              <w:left w:w="180" w:type="dxa"/>
+              <w:bottom w:w="120" w:type="dxa"/>
+              <w:right w:w="180" w:type="dxa"/>
+            </w:tcMar>
+          </w:tcPr>
+          <w:p>
+            <w:pPr>
+              <w:spacing w:after="0"/>
+            </w:pPr>
+            <w:r>
+              <w:t xml:space="preserve">US ZIP pattern nnnnn / nnnnn-nnnn + name hint "zip"</w:t>
+            </w:r>
+          </w:p>
+        </w:tc>
+        <w:tc>
+          <w:tcPr>
+            <w:tcW w:w="2340" w:type="dxa"/>
+            <w:tcMar>
+              <w:top w:w="120" w:type="dxa"/>
+              <w:left w:w="180" w:type="dxa"/>
+              <w:bottom w:w="120" w:type="dxa"/>
+              <w:right w:w="180" w:type="dxa"/>
+            </w:tcMar>
+          </w:tcPr>
+          <w:p>
+            <w:pPr>
+              <w:spacing w:after="0"/>
+            </w:pPr>
+            <w:r>
+              <w:t xml:space="preserve">PII · Location</w:t>
+            </w:r>
+          </w:p>
+        </w:tc>
+        <w:tc>
+          <w:tcPr>
+            <w:tcW w:w="2340" w:type="dxa"/>
+            <w:tcMar>
+              <w:top w:w="120" w:type="dxa"/>
+              <w:left w:w="180" w:type="dxa"/>
+              <w:bottom w:w="120" w:type="dxa"/>
+              <w:right w:w="180" w:type="dxa"/>
+            </w:tcMar>
+          </w:tcPr>
+          <w:p>
+            <w:pPr>
+              <w:spacing w:after="0"/>
+            </w:pPr>
+            <w:r>
+              <w:t xml:space="preserve">MEDIUM</w:t>
+            </w:r>
+          </w:p>
+        </w:tc>
+      </w:tr>
+      <w:tr>
+        <w:tc>
+          <w:tcPr>
+            <w:tcW w:w="2340" w:type="dxa"/>
+            <w:tcMar>
+              <w:top w:w="120" w:type="dxa"/>
+              <w:left w:w="180" w:type="dxa"/>
+              <w:bottom w:w="120" w:type="dxa"/>
+              <w:right w:w="180" w:type="dxa"/>
+            </w:tcMar>
+          </w:tcPr>
+          <w:p>
+            <w:pPr>
+              <w:spacing w:after="0"/>
+            </w:pPr>
+            <w:r>
+              <w:t xml:space="preserve">members.ssn</w:t>
+            </w:r>
+          </w:p>
+        </w:tc>
+        <w:tc>
+          <w:tcPr>
+            <w:tcW w:w="2340" w:type="dxa"/>
+            <w:tcMar>
+              <w:top w:w="120" w:type="dxa"/>
+              <w:left w:w="180" w:type="dxa"/>
+              <w:bottom w:w="120" w:type="dxa"/>
+              <w:right w:w="180" w:type="dxa"/>
+            </w:tcMar>
+          </w:tcPr>
+          <w:p>
+            <w:pPr>
+              <w:spacing w:after="0"/>
+            </w:pPr>
+            <w:r>
+              <w:t xml:space="preserve">SSN pattern nnn-nn-nnnn + name hint "ssn"</w:t>
+            </w:r>
+          </w:p>
+        </w:tc>
+        <w:tc>
+          <w:tcPr>
+            <w:tcW w:w="2340" w:type="dxa"/>
+            <w:tcMar>
+              <w:top w:w="120" w:type="dxa"/>
+              <w:left w:w="180" w:type="dxa"/>
+              <w:bottom w:w="120" w:type="dxa"/>
+              <w:right w:w="180" w:type="dxa"/>
+            </w:tcMar>
+          </w:tcPr>
+          <w:p>
+            <w:pPr>
+              <w:spacing w:after="0"/>
+            </w:pPr>
+            <w:r>
+              <w:t xml:space="preserve">PII · Sensitive</w:t>
+            </w:r>
+          </w:p>
+        </w:tc>
+        <w:tc>
+          <w:tcPr>
+            <w:tcW w:w="2340" w:type="dxa"/>
+            <w:tcMar>
+              <w:top w:w="120" w:type="dxa"/>
+              <w:left w:w="180" w:type="dxa"/>
+              <w:bottom w:w="120" w:type="dxa"/>
+              <w:right w:w="180" w:type="dxa"/>
+            </w:tcMar>
+          </w:tcPr>
+          <w:p>
+            <w:pPr>
+              <w:spacing w:after="0"/>
+            </w:pPr>
+            <w:r>
+              <w:t xml:space="preserve">HIGH</w:t>
+            </w:r>
+          </w:p>
+        </w:tc>
+      </w:tr>
+    </w:tbl>
+    <w:p>
+      <w:pPr>
+        <w:spacing w:after="120"/>
+      </w:pPr>
+    </w:p>
+    <w:p>
+      <w:pPr>
+        <w:spacing w:after="120"/>
+      </w:pPr>
+      <w:r>
+        <w:t xml:space="preserve">Plus a table tag </w:t>
+      </w:r>
+      <w:r>
+        <w:rPr>
+          <w:b/>
+          <w:bCs/>
+        </w:rPr>
+        <w:t xml:space="preserve">Contains_Personal_Data</w:t>
+      </w:r>
+      <w:r>
+        <w:t xml:space="preserve"> on </w:t>
+      </w:r>
+      <w:r>
+        <w:rPr>
+          <w:rFonts w:ascii="Consolas" w:hAnsi="Consolas"/>
+          <w:color w:val="0A5560"/>
+          <w:sz w:val="20"/>
+          <w:szCs w:val="20"/>
+        </w:rPr>
+        <w:t xml:space="preserve">members</w:t>
+      </w:r>
+      <w:r>
+        <w:t xml:space="preserve">. Each rule fires when confidence clears its threshold and cardinality is high enough, and the table's Sensitivity reflects the highest matched column. That is the whole loop: profiled values in, governed tags out — and those tags are exactly what a business rule reads next.</w:t>
+      </w:r>
+    </w:p>
+    <w:p>
+      <w:pPr>
+        <w:pStyle w:val="Heading1"/>
+      </w:pPr>
+      <w:r>
+        <w:t xml:space="preserve">From tags to business rules</w:t>
+      </w:r>
+    </w:p>
+    <w:p>
+      <w:pPr>
+        <w:spacing w:after="120"/>
+      </w:pPr>
+      <w:r>
+        <w:t xml:space="preserve">Identification is where governance starts, not where it ends. Once a column is recognised, a business rule can act on it. CSCU's flagship example lives right in the </w:t>
+      </w:r>
+      <w:r>
+        <w:rPr>
+          <w:rFonts w:ascii="Consolas" w:hAnsi="Consolas"/>
+          <w:color w:val="0A5560"/>
+          <w:sz w:val="20"/>
+          <w:szCs w:val="20"/>
+        </w:rPr>
+        <w:t xml:space="preserve">members</w:t>
+      </w:r>
+      <w:r>
+        <w:t xml:space="preserve"> table.</w:t>
+      </w:r>
+    </w:p>
+    <w:p>
+      <w:pPr>
+        <w:pBdr>
+          <w:left w:val="single" w:sz="12" w:space="8" w:color="065A82"/>
+        </w:pBdr>
+        <w:shd w:val="clear" w:color="auto" w:fill="EEF6FA"/>
+        <w:ind w:left="240" w:right="240"/>
+        <w:spacing w:before="120" w:after="160"/>
+      </w:pPr>
+      <w:r>
+        <w:rPr>
+          <w:b/>
+          <w:bCs/>
+        </w:rPr>
+        <w:t xml:space="preserve">CSCU-Marketing-OptOut-Compliance.</w:t>
+      </w:r>
+      <w:r>
+        <w:t xml:space="preserve"> The schema carries a consent flag, </w:t>
+      </w:r>
+      <w:r>
+        <w:rPr>
+          <w:rFonts w:ascii="Consolas" w:hAnsi="Consolas"/>
+          <w:color w:val="0A5560"/>
+          <w:sz w:val="20"/>
+          <w:szCs w:val="20"/>
+        </w:rPr>
+        <w:t xml:space="preserve">opted_out_marketing</w:t>
+      </w:r>
+      <w:r>
+        <w:t xml:space="preserve"> — TRUE means the member has opted out of marketing and must not be contacted. Identification has already tagged </w:t>
+      </w:r>
+      <w:r>
+        <w:rPr>
+          <w:rFonts w:ascii="Consolas" w:hAnsi="Consolas"/>
+          <w:color w:val="0A5560"/>
+          <w:sz w:val="20"/>
+          <w:szCs w:val="20"/>
+        </w:rPr>
+        <w:t xml:space="preserve">members.email</w:t>
+      </w:r>
+      <w:r>
+        <w:t xml:space="preserve"> as PII. The business rule joins the two: no marketing email may be sent to any member whose opt-out flag is TRUE. And the data is seeded to test it — three opted-out members still hold a valid email address, which is precisely the violation the rule must catch (Workshop 4).</w:t>
+      </w:r>
+    </w:p>
+    <w:p>
+      <w:pPr>
+        <w:spacing w:after="120"/>
+      </w:pPr>
+      <w:r>
+        <w:t xml:space="preserve">And note what identification </w:t>
+      </w:r>
+      <w:r>
+        <w:rPr>
+          <w:i/>
+          <w:iCs/>
+        </w:rPr>
+        <w:t xml:space="preserve">misses</w:t>
+      </w:r>
+      <w:r>
+        <w:t xml:space="preserve">: </w:t>
+      </w:r>
+      <w:r>
+        <w:rPr>
+          <w:rFonts w:ascii="Consolas" w:hAnsi="Consolas"/>
+          <w:color w:val="0A5560"/>
+          <w:sz w:val="20"/>
+          <w:szCs w:val="20"/>
+        </w:rPr>
+        <w:t xml:space="preserve">cards.cvv_cd</w:t>
+      </w:r>
+      <w:r>
+        <w:t xml:space="preserve"> is a 3-digit column no generic method recognises. The failing PCI business rule (Workshop 4), the PCI attestation document, and the steward's review triangulate what the engine cannot see alone — engines baseline, stewards decide.</w:t>
+      </w:r>
+    </w:p>
+    <w:p>
+      <w:pPr>
+        <w:pStyle w:val="Heading1"/>
+      </w:pPr>
+      <w:r>
+        <w:t xml:space="preserve">Where the steward fits</w:t>
+      </w:r>
+    </w:p>
+    <w:p>
+      <w:pPr>
+        <w:spacing w:after="120"/>
+      </w:pPr>
+      <w:r>
+        <w:t xml:space="preserve">Identification is the </w:t>
+      </w:r>
+      <w:r>
+        <w:rPr>
+          <w:b/>
+          <w:bCs/>
+        </w:rPr>
+        <w:t xml:space="preserve">baseline</w:t>
+      </w:r>
+      <w:r>
+        <w:t xml:space="preserve">, not the verdict. Sensitivity conflicts resolve toward the identified value, but a steward override — applied through the Glossary Generator in Module 01 — wins last. Run identification </w:t>
+      </w:r>
+      <w:r>
+        <w:rPr>
+          <w:b/>
+          <w:bCs/>
+        </w:rPr>
+        <w:t xml:space="preserve">once</w:t>
+      </w:r>
+      <w:r>
+        <w:t xml:space="preserve">; re-running it after steward overrides clobbers their work.</w:t>
+      </w:r>
+    </w:p>
+    <w:p>
+      <w:pPr>
+        <w:pStyle w:val="Heading1"/>
+      </w:pPr>
+      <w:r>
+        <w:t xml:space="preserve">Key takeaways</w:t>
       </w:r>
     </w:p>
     <w:p>
@@ -490,10 +2087,10 @@
           <w:b/>
           <w:bCs/>
         </w:rPr>
-        <w:t xml:space="preserve">Profile first</w:t>
-      </w:r>
-      <w:r>
-        <w:t xml:space="preserve"> — identification reads profiled values; an unprofiled table gives the engine nothing to match.</w:t>
+        <w:t xml:space="preserve">Dictionaries match content</w:t>
+      </w:r>
+      <w:r>
+        <w:t xml:space="preserve"> — known values, via a weighted confidence score and a cardinality test.</w:t>
       </w:r>
     </w:p>
     <w:p>
@@ -510,10 +2107,10 @@
           <w:b/>
           <w:bCs/>
         </w:rPr>
-        <w:t xml:space="preserve">Identify once</w:t>
-      </w:r>
-      <w:r>
-        <w:t xml:space="preserve"> — re-running after steward overrides (the Glossary Generator's Apply) clobbers their work. Baseline once, then curate.</w:t>
+        <w:t xml:space="preserve">Patterns match shape</w:t>
+      </w:r>
+      <w:r>
+        <w:t xml:space="preserve"> — a per-position signature that also generates RegEx and finds data-quality outliers.</w:t>
       </w:r>
     </w:p>
     <w:p>
@@ -530,10 +2127,10 @@
           <w:b/>
           <w:bCs/>
         </w:rPr>
-        <w:t xml:space="preserve">Tags merge, sensitivity overwrites</w:t>
-      </w:r>
-      <w:r>
-        <w:t xml:space="preserve"> — remember this when the app writes back.</w:t>
+        <w:t xml:space="preserve">Policies combine both</w:t>
+      </w:r>
+      <w:r>
+        <w:t xml:space="preserve"> — selected methods, run as one job, on already-profiled data.</w:t>
       </w:r>
     </w:p>
     <w:p>
@@ -550,87 +2147,25 @@
           <w:b/>
           <w:bCs/>
         </w:rPr>
-        <w:t xml:space="preserve">Trust Score last</w:t>
-      </w:r>
-      <w:r>
-        <w:t xml:space="preserve"> — it rolls up quality + ratings + lineage + classification + term links.</w:t>
-      </w:r>
-    </w:p>
-    <w:p>
-      <w:pPr>
-        <w:jc w:val="center"/>
-        <w:spacing w:before="120" w:after="160"/>
-      </w:pPr>
-      <w:r>
-        <w:drawing>
-          <wp:inline xmlns:wp="http://schemas.openxmlformats.org/drawingml/2006/wordprocessingDrawing" distT="0" distB="0" distL="0" distR="0">
-            <wp:extent cx="5760720" cy="3302812"/>
-            <wp:docPr id="101" name="challenge-and-goal"/>
-            <a:graphic xmlns:a="http://schemas.openxmlformats.org/drawingml/2006/main">
-              <a:graphicData uri="http://schemas.openxmlformats.org/drawingml/2006/picture">
-                <pic:pic xmlns:pic="http://schemas.openxmlformats.org/drawingml/2006/picture">
-                  <pic:nvPicPr>
-                    <pic:cNvPr id="101" name="challenge-and-goal"/>
-                    <pic:cNvPicPr/>
-                  </pic:nvPicPr>
-                  <pic:blipFill>
-                    <a:blip r:embed="rId101"/>
-                    <a:stretch>
-                      <a:fillRect/>
-                    </a:stretch>
-                  </pic:blipFill>
-                  <pic:spPr>
-                    <a:xfrm>
-                      <a:off x="0" y="0"/>
-                      <a:ext cx="5760720" cy="3302812"/>
-                    </a:xfrm>
-                    <a:prstGeom prst="rect">
-                      <a:avLst/>
-                    </a:prstGeom>
-                  </pic:spPr>
-                </pic:pic>
-              </a:graphicData>
-            </a:graphic>
-          </wp:inline>
-        </w:drawing>
-      </w:r>
-    </w:p>
-    <w:p>
-      <w:pPr>
-        <w:pStyle w:val="Heading1"/>
-      </w:pPr>
-      <w:r>
-        <w:t xml:space="preserve">5. Where the steward fits</w:t>
+        <w:t xml:space="preserve">Output is governance</w:t>
+      </w:r>
+      <w:r>
+        <w:t xml:space="preserve"> — Tags and Business Terms that feed Sensitivity, search, the Galaxy View, and the business rules that act on them.</w:t>
       </w:r>
     </w:p>
     <w:p>
       <w:pPr>
         <w:spacing w:after="120"/>
       </w:pPr>
-      <w:r>
-        <w:t xml:space="preserve">Identification is the </w:t>
-      </w:r>
       <w:r>
         <w:rPr>
           <w:b/>
           <w:bCs/>
         </w:rPr>
-        <w:t xml:space="preserve">baseline</w:t>
-      </w:r>
-      <w:r>
-        <w:t xml:space="preserve">, not the verdict. The CSCU story: </w:t>
-      </w:r>
-      <w:r>
-        <w:rPr>
-          <w:rFonts w:ascii="Consolas" w:hAnsi="Consolas"/>
-          <w:color w:val="0A5560"/>
-          <w:sz w:val="20"/>
-          <w:szCs w:val="20"/>
-        </w:rPr>
-        <w:t xml:space="preserve">cards.cvv_cd</w:t>
-      </w:r>
-      <w:r>
-        <w:t xml:space="preserve"> — a 3-digit column generic methods may miss — is caught by the failing PCI business rule (Workshop 4), the PCI attestation document, and the steward's review in the Glossary Generator. Module 01 applies that curation over the PDC API.</w:t>
+        <w:t xml:space="preserve">Next:</w:t>
+      </w:r>
+      <w:r>
+        <w:t xml:space="preserve"> Module 03 — Build Your Own CSCU Dictionary &amp; Pattern authors the methods behind this engine for CSCU's own member numbers, account codes, and compliance vocabulary — 18 dictionaries and 7 patterns ship ready-made.</w:t>
       </w:r>
     </w:p>
     <w:p>
@@ -2225,6 +3760,12 @@
   </w:num>
   <w:num w:numId="6" w16cid:durableId="1962105193">
     <w:abstractNumId w:val="3"/>
+  </w:num>
+  <w:num w:numId="100">
+    <w:abstractNumId w:val="23"/>
+    <w:lvlOverride w:ilvl="0">
+      <w:startOverride w:val="1"/>
+    </w:lvlOverride>
   </w:num>
 </w:numbering>
 </file>

--- a/courseware/CSCU/Technical-Track/02-Data-Identification/Data-Identification-Guide.docx
+++ b/courseware/CSCU/Technical-Track/02-Data-Identification/Data-Identification-Guide.docx
@@ -2166,6 +2166,70 @@
       </w:r>
       <w:r>
         <w:t xml:space="preserve"> Module 03 — Build Your Own CSCU Dictionary &amp; Pattern authors the methods behind this engine for CSCU's own member numbers, account codes, and compliance vocabulary — 18 dictionaries and 7 patterns ship ready-made.</w:t>
+      </w:r>
+    </w:p>
+    <w:p>
+      <w:pPr>
+        <w:pBdr>
+          <w:left w:val="single" w:sz="12" w:space="8" w:color="065A82"/>
+        </w:pBdr>
+        <w:shd w:val="clear" w:color="auto" w:fill="EEF6FA"/>
+        <w:ind w:left="240" w:right="240"/>
+        <w:spacing w:before="120" w:after="160"/>
+      </w:pPr>
+      <w:r>
+        <w:rPr>
+          <w:b/>
+          <w:bCs/>
+        </w:rPr>
+        <w:t xml:space="preserve">The app drafts these now.</w:t>
+      </w:r>
+      <w:r>
+        <w:t xml:space="preserve"> The Glossary Generator's </w:t>
+      </w:r>
+      <w:r>
+        <w:rPr>
+          <w:b/>
+          <w:bCs/>
+        </w:rPr>
+        <w:t xml:space="preserve">Draft policies (AI)</w:t>
+      </w:r>
+      <w:r>
+        <w:t xml:space="preserve"> button (Module 01) turns its scan's detection seeds — induced value regexes and profiled reference lists — into these same </w:t>
+      </w:r>
+      <w:r>
+        <w:rPr>
+          <w:rFonts w:ascii="Consolas" w:hAnsi="Consolas"/>
+          <w:color w:val="0A5560"/>
+          <w:sz w:val="20"/>
+          <w:szCs w:val="20"/>
+        </w:rPr>
+        <w:t xml:space="preserve">patternsRules</w:t>
+      </w:r>
+      <w:r>
+        <w:t xml:space="preserve"> / </w:t>
+      </w:r>
+      <w:r>
+        <w:rPr>
+          <w:rFonts w:ascii="Consolas" w:hAnsi="Consolas"/>
+          <w:color w:val="0A5560"/>
+          <w:sz w:val="20"/>
+          <w:szCs w:val="20"/>
+        </w:rPr>
+        <w:t xml:space="preserve">dictionariesRules</w:t>
+      </w:r>
+      <w:r>
+        <w:t xml:space="preserve"> files automatically. Module 03 is where you learn what every field means, so you can </w:t>
+      </w:r>
+      <w:r>
+        <w:rPr>
+          <w:i/>
+          <w:iCs/>
+        </w:rPr>
+        <w:t xml:space="preserve">review and adjust</w:t>
+      </w:r>
+      <w:r>
+        <w:t xml:space="preserve"> a draft instead of trusting it.</w:t>
       </w:r>
     </w:p>
     <w:p>
